--- a/onagawa_water_tariff/09_interim_report/女川町水道料金改定_最終報告に向けた工程表.docx
+++ b/onagawa_water_tariff/09_interim_report/女川町水道料金改定_最終報告に向けた工程表.docx
@@ -604,7 +604,7 @@
           <w:color w:val="595959"/>
           <w:sz w:val="17"/>
         </w:rPr>
-        <w:t>※ 業務の履行期限を令和9年3月末と想定して組んでいる。履行期限が異なる場合は全体を前倒し／後ろ倒しする。料金改定の実施時期は議会の議決時期により変動する。</w:t>
+        <w:t>※ 業務の履行期限は令和9年3月末である。料金改定の実施時期は議会の議決時期により変動する。</w:t>
       </w:r>
     </w:p>
     <w:p>
@@ -1278,7 +1278,7 @@
                 <w:rFonts w:ascii="ＭＳ 明朝" w:hAnsi="ＭＳ 明朝" w:eastAsia="ＭＳ 明朝"/>
                 <w:sz w:val="18"/>
               </w:rPr>
-              <w:t xml:space="preserve">　水産加工業の実使用水量データの取得</w:t>
+              <w:t xml:space="preserve">　使用者別の調定明細（口径・月別水量）の取得</w:t>
             </w:r>
           </w:p>
         </w:tc>
@@ -1411,6 +1411,94 @@
           <w:tcPr>
             <w:tcW w:type="dxa" w:w="1247"/>
             <w:shd w:val="clear" w:fill="BDD7EE"/>
+          </w:tcPr>
+          <w:p>
+            <w:r/>
+          </w:p>
+        </w:tc>
+        <w:tc>
+          <w:tcPr>
+            <w:tcW w:type="dxa" w:w="1247"/>
+          </w:tcPr>
+          <w:p>
+            <w:r/>
+          </w:p>
+        </w:tc>
+        <w:tc>
+          <w:tcPr>
+            <w:tcW w:type="dxa" w:w="1247"/>
+          </w:tcPr>
+          <w:p>
+            <w:r/>
+          </w:p>
+        </w:tc>
+        <w:tc>
+          <w:tcPr>
+            <w:tcW w:type="dxa" w:w="1247"/>
+          </w:tcPr>
+          <w:p>
+            <w:r/>
+          </w:p>
+        </w:tc>
+      </w:tr>
+      <w:tr>
+        <w:tc>
+          <w:tcPr>
+            <w:tcW w:type="dxa" w:w="5896"/>
+          </w:tcPr>
+          <w:p>
+            <w:pPr>
+              <w:spacing w:after="20"/>
+            </w:pPr>
+            <w:r/>
+            <w:r>
+              <w:rPr>
+                <w:rFonts w:ascii="ＭＳ 明朝" w:hAnsi="ＭＳ 明朝" w:eastAsia="ＭＳ 明朝"/>
+                <w:sz w:val="18"/>
+              </w:rPr>
+              <w:t xml:space="preserve">　業務仕様書原本による要件の照合</w:t>
+            </w:r>
+          </w:p>
+        </w:tc>
+        <w:tc>
+          <w:tcPr>
+            <w:tcW w:type="dxa" w:w="1134"/>
+          </w:tcPr>
+          <w:p>
+            <w:pPr>
+              <w:spacing w:after="20"/>
+              <w:jc w:val="center"/>
+            </w:pPr>
+            <w:r/>
+            <w:r>
+              <w:rPr>
+                <w:rFonts w:ascii="ＭＳ 明朝" w:hAnsi="ＭＳ 明朝" w:eastAsia="ＭＳ 明朝"/>
+                <w:sz w:val="17"/>
+              </w:rPr>
+              <w:t>町→当方</w:t>
+            </w:r>
+          </w:p>
+        </w:tc>
+        <w:tc>
+          <w:tcPr>
+            <w:tcW w:type="dxa" w:w="1247"/>
+            <w:shd w:val="clear" w:fill="BDD7EE"/>
+          </w:tcPr>
+          <w:p>
+            <w:r/>
+          </w:p>
+        </w:tc>
+        <w:tc>
+          <w:tcPr>
+            <w:tcW w:type="dxa" w:w="1247"/>
+          </w:tcPr>
+          <w:p>
+            <w:r/>
+          </w:p>
+        </w:tc>
+        <w:tc>
+          <w:tcPr>
+            <w:tcW w:type="dxa" w:w="1247"/>
           </w:tcPr>
           <w:p>
             <w:r/>
@@ -1542,7 +1630,7 @@
                 <w:rFonts w:ascii="ＭＳ 明朝" w:hAnsi="ＭＳ 明朝" w:eastAsia="ＭＳ 明朝"/>
                 <w:sz w:val="18"/>
               </w:rPr>
-              <w:t xml:space="preserve">　総括原価の再計算・必要改定率の確定</w:t>
+              <w:t xml:space="preserve">　減価償却費の再構築（税処理・長期前受金・供用開始年度）</w:t>
             </w:r>
           </w:p>
         </w:tc>
@@ -1631,7 +1719,7 @@
                 <w:rFonts w:ascii="ＭＳ 明朝" w:hAnsi="ＭＳ 明朝" w:eastAsia="ＭＳ 明朝"/>
                 <w:sz w:val="18"/>
               </w:rPr>
-              <w:t xml:space="preserve">　現行体系維持案の改定率の確定</w:t>
+              <w:t xml:space="preserve">　資産維持費の対象資産の再算定（台帳との突合）</w:t>
             </w:r>
           </w:p>
         </w:tc>
@@ -1665,6 +1753,273 @@
         <w:tc>
           <w:tcPr>
             <w:tcW w:type="dxa" w:w="1247"/>
+            <w:shd w:val="clear" w:fill="BDD7EE"/>
+          </w:tcPr>
+          <w:p>
+            <w:r/>
+          </w:p>
+        </w:tc>
+        <w:tc>
+          <w:tcPr>
+            <w:tcW w:type="dxa" w:w="1247"/>
+            <w:shd w:val="clear" w:fill="BDD7EE"/>
+          </w:tcPr>
+          <w:p>
+            <w:r/>
+          </w:p>
+        </w:tc>
+        <w:tc>
+          <w:tcPr>
+            <w:tcW w:type="dxa" w:w="1247"/>
+          </w:tcPr>
+          <w:p>
+            <w:r/>
+          </w:p>
+        </w:tc>
+        <w:tc>
+          <w:tcPr>
+            <w:tcW w:type="dxa" w:w="1247"/>
+          </w:tcPr>
+          <w:p>
+            <w:r/>
+          </w:p>
+        </w:tc>
+        <w:tc>
+          <w:tcPr>
+            <w:tcW w:type="dxa" w:w="1247"/>
+          </w:tcPr>
+          <w:p>
+            <w:r/>
+          </w:p>
+        </w:tc>
+      </w:tr>
+      <w:tr>
+        <w:tc>
+          <w:tcPr>
+            <w:tcW w:type="dxa" w:w="5896"/>
+          </w:tcPr>
+          <w:p>
+            <w:pPr>
+              <w:spacing w:after="20"/>
+            </w:pPr>
+            <w:r/>
+            <w:r>
+              <w:rPr>
+                <w:rFonts w:ascii="ＭＳ 明朝" w:hAnsi="ＭＳ 明朝" w:eastAsia="ＭＳ 明朝"/>
+                <w:sz w:val="18"/>
+              </w:rPr>
+              <w:t xml:space="preserve">　水需要予測の組替え（R7実績からの接続）</w:t>
+            </w:r>
+          </w:p>
+        </w:tc>
+        <w:tc>
+          <w:tcPr>
+            <w:tcW w:type="dxa" w:w="1134"/>
+          </w:tcPr>
+          <w:p>
+            <w:pPr>
+              <w:spacing w:after="20"/>
+              <w:jc w:val="center"/>
+            </w:pPr>
+            <w:r/>
+            <w:r>
+              <w:rPr>
+                <w:rFonts w:ascii="ＭＳ 明朝" w:hAnsi="ＭＳ 明朝" w:eastAsia="ＭＳ 明朝"/>
+                <w:sz w:val="17"/>
+              </w:rPr>
+              <w:t>当方</w:t>
+            </w:r>
+          </w:p>
+        </w:tc>
+        <w:tc>
+          <w:tcPr>
+            <w:tcW w:type="dxa" w:w="1247"/>
+          </w:tcPr>
+          <w:p>
+            <w:r/>
+          </w:p>
+        </w:tc>
+        <w:tc>
+          <w:tcPr>
+            <w:tcW w:type="dxa" w:w="1247"/>
+            <w:shd w:val="clear" w:fill="BDD7EE"/>
+          </w:tcPr>
+          <w:p>
+            <w:r/>
+          </w:p>
+        </w:tc>
+        <w:tc>
+          <w:tcPr>
+            <w:tcW w:type="dxa" w:w="1247"/>
+            <w:shd w:val="clear" w:fill="BDD7EE"/>
+          </w:tcPr>
+          <w:p>
+            <w:r/>
+          </w:p>
+        </w:tc>
+        <w:tc>
+          <w:tcPr>
+            <w:tcW w:type="dxa" w:w="1247"/>
+          </w:tcPr>
+          <w:p>
+            <w:r/>
+          </w:p>
+        </w:tc>
+        <w:tc>
+          <w:tcPr>
+            <w:tcW w:type="dxa" w:w="1247"/>
+          </w:tcPr>
+          <w:p>
+            <w:r/>
+          </w:p>
+        </w:tc>
+        <w:tc>
+          <w:tcPr>
+            <w:tcW w:type="dxa" w:w="1247"/>
+          </w:tcPr>
+          <w:p>
+            <w:r/>
+          </w:p>
+        </w:tc>
+      </w:tr>
+      <w:tr>
+        <w:tc>
+          <w:tcPr>
+            <w:tcW w:type="dxa" w:w="5896"/>
+          </w:tcPr>
+          <w:p>
+            <w:pPr>
+              <w:spacing w:after="20"/>
+            </w:pPr>
+            <w:r/>
+            <w:r>
+              <w:rPr>
+                <w:rFonts w:ascii="ＭＳ 明朝" w:hAnsi="ＭＳ 明朝" w:eastAsia="ＭＳ 明朝"/>
+                <w:sz w:val="18"/>
+              </w:rPr>
+              <w:t xml:space="preserve">　総括原価の再計算・必要改定率の確定</w:t>
+            </w:r>
+          </w:p>
+        </w:tc>
+        <w:tc>
+          <w:tcPr>
+            <w:tcW w:type="dxa" w:w="1134"/>
+          </w:tcPr>
+          <w:p>
+            <w:pPr>
+              <w:spacing w:after="20"/>
+              <w:jc w:val="center"/>
+            </w:pPr>
+            <w:r/>
+            <w:r>
+              <w:rPr>
+                <w:rFonts w:ascii="ＭＳ 明朝" w:hAnsi="ＭＳ 明朝" w:eastAsia="ＭＳ 明朝"/>
+                <w:sz w:val="17"/>
+              </w:rPr>
+              <w:t>当方</w:t>
+            </w:r>
+          </w:p>
+        </w:tc>
+        <w:tc>
+          <w:tcPr>
+            <w:tcW w:type="dxa" w:w="1247"/>
+          </w:tcPr>
+          <w:p>
+            <w:r/>
+          </w:p>
+        </w:tc>
+        <w:tc>
+          <w:tcPr>
+            <w:tcW w:type="dxa" w:w="1247"/>
+            <w:shd w:val="clear" w:fill="BDD7EE"/>
+          </w:tcPr>
+          <w:p>
+            <w:r/>
+          </w:p>
+        </w:tc>
+        <w:tc>
+          <w:tcPr>
+            <w:tcW w:type="dxa" w:w="1247"/>
+            <w:shd w:val="clear" w:fill="BDD7EE"/>
+          </w:tcPr>
+          <w:p>
+            <w:r/>
+          </w:p>
+        </w:tc>
+        <w:tc>
+          <w:tcPr>
+            <w:tcW w:type="dxa" w:w="1247"/>
+          </w:tcPr>
+          <w:p>
+            <w:r/>
+          </w:p>
+        </w:tc>
+        <w:tc>
+          <w:tcPr>
+            <w:tcW w:type="dxa" w:w="1247"/>
+          </w:tcPr>
+          <w:p>
+            <w:r/>
+          </w:p>
+        </w:tc>
+        <w:tc>
+          <w:tcPr>
+            <w:tcW w:type="dxa" w:w="1247"/>
+          </w:tcPr>
+          <w:p>
+            <w:r/>
+          </w:p>
+        </w:tc>
+      </w:tr>
+      <w:tr>
+        <w:tc>
+          <w:tcPr>
+            <w:tcW w:type="dxa" w:w="5896"/>
+          </w:tcPr>
+          <w:p>
+            <w:pPr>
+              <w:spacing w:after="20"/>
+            </w:pPr>
+            <w:r/>
+            <w:r>
+              <w:rPr>
+                <w:rFonts w:ascii="ＭＳ 明朝" w:hAnsi="ＭＳ 明朝" w:eastAsia="ＭＳ 明朝"/>
+                <w:sz w:val="18"/>
+              </w:rPr>
+              <w:t xml:space="preserve">　現行体系維持案の改定率の確定</w:t>
+            </w:r>
+          </w:p>
+        </w:tc>
+        <w:tc>
+          <w:tcPr>
+            <w:tcW w:type="dxa" w:w="1134"/>
+          </w:tcPr>
+          <w:p>
+            <w:pPr>
+              <w:spacing w:after="20"/>
+              <w:jc w:val="center"/>
+            </w:pPr>
+            <w:r/>
+            <w:r>
+              <w:rPr>
+                <w:rFonts w:ascii="ＭＳ 明朝" w:hAnsi="ＭＳ 明朝" w:eastAsia="ＭＳ 明朝"/>
+                <w:sz w:val="17"/>
+              </w:rPr>
+              <w:t>当方</w:t>
+            </w:r>
+          </w:p>
+        </w:tc>
+        <w:tc>
+          <w:tcPr>
+            <w:tcW w:type="dxa" w:w="1247"/>
+          </w:tcPr>
+          <w:p>
+            <w:r/>
+          </w:p>
+        </w:tc>
+        <w:tc>
+          <w:tcPr>
+            <w:tcW w:type="dxa" w:w="1247"/>
           </w:tcPr>
           <w:p>
             <w:r/>
@@ -1896,7 +2251,7 @@
                 <w:rFonts w:ascii="ＭＳ 明朝" w:hAnsi="ＭＳ 明朝" w:eastAsia="ＭＳ 明朝"/>
                 <w:sz w:val="18"/>
               </w:rPr>
-              <w:t xml:space="preserve">　水産加工業影響の再試算（実使用水量ベース）</w:t>
+              <w:t xml:space="preserve">　産業用特例の方式の比較と採用方式による再試算</w:t>
             </w:r>
           </w:p>
         </w:tc>
@@ -1939,6 +2294,183 @@
           <w:tcPr>
             <w:tcW w:type="dxa" w:w="1247"/>
             <w:shd w:val="clear" w:fill="BDD7EE"/>
+          </w:tcPr>
+          <w:p>
+            <w:r/>
+          </w:p>
+        </w:tc>
+        <w:tc>
+          <w:tcPr>
+            <w:tcW w:type="dxa" w:w="1247"/>
+            <w:shd w:val="clear" w:fill="BDD7EE"/>
+          </w:tcPr>
+          <w:p>
+            <w:r/>
+          </w:p>
+        </w:tc>
+        <w:tc>
+          <w:tcPr>
+            <w:tcW w:type="dxa" w:w="1247"/>
+          </w:tcPr>
+          <w:p>
+            <w:r/>
+          </w:p>
+        </w:tc>
+        <w:tc>
+          <w:tcPr>
+            <w:tcW w:type="dxa" w:w="1247"/>
+          </w:tcPr>
+          <w:p>
+            <w:r/>
+          </w:p>
+        </w:tc>
+      </w:tr>
+      <w:tr>
+        <w:tc>
+          <w:tcPr>
+            <w:tcW w:type="dxa" w:w="5896"/>
+          </w:tcPr>
+          <w:p>
+            <w:pPr>
+              <w:spacing w:after="20"/>
+            </w:pPr>
+            <w:r/>
+            <w:r>
+              <w:rPr>
+                <w:rFonts w:ascii="ＭＳ 明朝" w:hAnsi="ＭＳ 明朝" w:eastAsia="ＭＳ 明朝"/>
+                <w:sz w:val="18"/>
+              </w:rPr>
+              <w:t xml:space="preserve">　利用者影響の再計算（調定明細に各案を適用）</w:t>
+            </w:r>
+          </w:p>
+        </w:tc>
+        <w:tc>
+          <w:tcPr>
+            <w:tcW w:type="dxa" w:w="1134"/>
+          </w:tcPr>
+          <w:p>
+            <w:pPr>
+              <w:spacing w:after="20"/>
+              <w:jc w:val="center"/>
+            </w:pPr>
+            <w:r/>
+            <w:r>
+              <w:rPr>
+                <w:rFonts w:ascii="ＭＳ 明朝" w:hAnsi="ＭＳ 明朝" w:eastAsia="ＭＳ 明朝"/>
+                <w:sz w:val="17"/>
+              </w:rPr>
+              <w:t>当方</w:t>
+            </w:r>
+          </w:p>
+        </w:tc>
+        <w:tc>
+          <w:tcPr>
+            <w:tcW w:type="dxa" w:w="1247"/>
+          </w:tcPr>
+          <w:p>
+            <w:r/>
+          </w:p>
+        </w:tc>
+        <w:tc>
+          <w:tcPr>
+            <w:tcW w:type="dxa" w:w="1247"/>
+          </w:tcPr>
+          <w:p>
+            <w:r/>
+          </w:p>
+        </w:tc>
+        <w:tc>
+          <w:tcPr>
+            <w:tcW w:type="dxa" w:w="1247"/>
+            <w:shd w:val="clear" w:fill="BDD7EE"/>
+          </w:tcPr>
+          <w:p>
+            <w:r/>
+          </w:p>
+        </w:tc>
+        <w:tc>
+          <w:tcPr>
+            <w:tcW w:type="dxa" w:w="1247"/>
+            <w:shd w:val="clear" w:fill="BDD7EE"/>
+          </w:tcPr>
+          <w:p>
+            <w:r/>
+          </w:p>
+        </w:tc>
+        <w:tc>
+          <w:tcPr>
+            <w:tcW w:type="dxa" w:w="1247"/>
+          </w:tcPr>
+          <w:p>
+            <w:r/>
+          </w:p>
+        </w:tc>
+        <w:tc>
+          <w:tcPr>
+            <w:tcW w:type="dxa" w:w="1247"/>
+          </w:tcPr>
+          <w:p>
+            <w:r/>
+          </w:p>
+        </w:tc>
+      </w:tr>
+      <w:tr>
+        <w:tc>
+          <w:tcPr>
+            <w:tcW w:type="dxa" w:w="5896"/>
+          </w:tcPr>
+          <w:p>
+            <w:pPr>
+              <w:spacing w:after="20"/>
+            </w:pPr>
+            <w:r/>
+            <w:r>
+              <w:rPr>
+                <w:rFonts w:ascii="ＭＳ 明朝" w:hAnsi="ＭＳ 明朝" w:eastAsia="ＭＳ 明朝"/>
+                <w:sz w:val="18"/>
+              </w:rPr>
+              <w:t xml:space="preserve">　改定実施時期を反映した年次資金収支の作成</w:t>
+            </w:r>
+          </w:p>
+        </w:tc>
+        <w:tc>
+          <w:tcPr>
+            <w:tcW w:type="dxa" w:w="1134"/>
+          </w:tcPr>
+          <w:p>
+            <w:pPr>
+              <w:spacing w:after="20"/>
+              <w:jc w:val="center"/>
+            </w:pPr>
+            <w:r/>
+            <w:r>
+              <w:rPr>
+                <w:rFonts w:ascii="ＭＳ 明朝" w:hAnsi="ＭＳ 明朝" w:eastAsia="ＭＳ 明朝"/>
+                <w:sz w:val="17"/>
+              </w:rPr>
+              <w:t>当方</w:t>
+            </w:r>
+          </w:p>
+        </w:tc>
+        <w:tc>
+          <w:tcPr>
+            <w:tcW w:type="dxa" w:w="1247"/>
+          </w:tcPr>
+          <w:p>
+            <w:r/>
+          </w:p>
+        </w:tc>
+        <w:tc>
+          <w:tcPr>
+            <w:tcW w:type="dxa" w:w="1247"/>
+          </w:tcPr>
+          <w:p>
+            <w:r/>
+          </w:p>
+        </w:tc>
+        <w:tc>
+          <w:tcPr>
+            <w:tcW w:type="dxa" w:w="1247"/>
           </w:tcPr>
           <w:p>
             <w:r/>
@@ -4151,7 +4683,7 @@
                 <w:b w:val="0"/>
                 <w:sz w:val="18"/>
               </w:rPr>
-              <w:t>必要改定率が1.92倍から最大2.38倍まで動くため、改定案の比較ができない</w:t>
+              <w:t>必要改定率が1.99倍から2.45倍まで動くため、改定案の比較ができない</w:t>
             </w:r>
           </w:p>
         </w:tc>
@@ -4294,7 +4826,7 @@
           <w:rFonts w:ascii="ＭＳ 明朝" w:hAnsi="ＭＳ 明朝" w:eastAsia="ＭＳ 明朝"/>
           <w:sz w:val="20"/>
         </w:rPr>
-        <w:t>住民・議会説明用資料の様式は中間報告書第10章をそのまま使えるため、数値の差替えで足りる</w:t>
+        <w:t>住民・議会説明用資料の様式は中間報告書第11章をそのまま使えるため、数値の差替えで足りる</w:t>
       </w:r>
     </w:p>
     <w:p>
@@ -4399,7 +4931,7 @@
                 <w:b w:val="0"/>
                 <w:sz w:val="18"/>
               </w:rPr>
-              <w:t>実使用水量データの取得が遅れる</w:t>
+              <w:t>調定明細の取得が遅れる</w:t>
             </w:r>
           </w:p>
         </w:tc>
@@ -4419,7 +4951,7 @@
                 <w:b w:val="0"/>
                 <w:sz w:val="18"/>
               </w:rPr>
-              <w:t>19社モデルの推計値のまま最終報告を行い、実データ反映は次期の見直しに送る。その場合は報告書に推計値である旨を明記する</w:t>
+              <w:t>代表値による推計のまま最終報告を行い、実データの反映は次期の見直しに送る。その場合、利用者影響は傾向を示すものにとどまり、産業用特例の減収額は算定できない旨を報告書に明記する</w:t>
             </w:r>
           </w:p>
         </w:tc>
@@ -4461,7 +4993,7 @@
                 <w:b w:val="0"/>
                 <w:sz w:val="18"/>
               </w:rPr>
-              <w:t>基準内繰入金を控除する場合（1.92倍）と控除しない場合（2.38倍）の両論併記で最終報告を行う。中間報告と同じ扱いとなる</w:t>
+              <w:t>基準内繰入金を控除する場合（1.99倍）と控除しない場合（2.45倍）の両論併記で最終報告を行う。中間報告と同じ扱いとなる</w:t>
             </w:r>
           </w:p>
         </w:tc>
@@ -5558,7 +6090,7 @@
                 <w:b w:val="0"/>
                 <w:sz w:val="17"/>
               </w:rPr>
-              <w:t>水産加工業の実使用水量</w:t>
+              <w:t>使用者別の調定明細</w:t>
             </w:r>
           </w:p>
         </w:tc>
@@ -5578,7 +6110,7 @@
                 <w:b w:val="0"/>
                 <w:sz w:val="17"/>
               </w:rPr>
-              <w:t>事業者別・月別の使用水量（直近3年程度）。事業者名は匿名可</w:t>
+              <w:t>使用者番号（匿名可）・業種・口径・用途・月別水量・調定額・減免の別。直近1〜3年度分。水産加工業を含む全使用者</w:t>
             </w:r>
           </w:p>
         </w:tc>
@@ -5618,7 +6150,7 @@
                 <w:b w:val="0"/>
                 <w:sz w:val="17"/>
               </w:rPr>
-              <w:t>影響試算の精緻化</w:t>
+              <w:t>口径別料金案の検証、特例対象の特定、影響件数の集計</w:t>
             </w:r>
           </w:p>
         </w:tc>
@@ -5680,7 +6212,7 @@
                 <w:b w:val="0"/>
                 <w:sz w:val="17"/>
               </w:rPr>
-              <w:t>対象件数・使用水量・調定額</w:t>
+              <w:t>対象件数・使用水量・調定額。メーター使用料の取扱い（免除の有無）、船舶用（委託）の請求単位と対象者</w:t>
             </w:r>
           </w:p>
         </w:tc>
@@ -5743,6 +6275,210 @@
                 <w:sz w:val="17"/>
               </w:rPr>
               <w:t>11</w:t>
+            </w:r>
+          </w:p>
+        </w:tc>
+        <w:tc>
+          <w:tcPr>
+            <w:tcW w:type="dxa" w:w="2608"/>
+          </w:tcPr>
+          <w:p>
+            <w:pPr>
+              <w:spacing w:after="20"/>
+              <w:jc w:val="center"/>
+            </w:pPr>
+            <w:r/>
+            <w:r>
+              <w:rPr>
+                <w:rFonts w:ascii="ＭＳ 明朝" w:hAnsi="ＭＳ 明朝" w:eastAsia="ＭＳ 明朝"/>
+                <w:b w:val="0"/>
+                <w:sz w:val="17"/>
+              </w:rPr>
+              <w:t>業務仕様書の原本</w:t>
+            </w:r>
+          </w:p>
+        </w:tc>
+        <w:tc>
+          <w:tcPr>
+            <w:tcW w:type="dxa" w:w="5443"/>
+          </w:tcPr>
+          <w:p>
+            <w:pPr>
+              <w:spacing w:after="20"/>
+              <w:jc w:val="center"/>
+            </w:pPr>
+            <w:r/>
+            <w:r>
+              <w:rPr>
+                <w:rFonts w:ascii="ＭＳ 明朝" w:hAnsi="ＭＳ 明朝" w:eastAsia="ＭＳ 明朝"/>
+                <w:b w:val="0"/>
+                <w:sz w:val="17"/>
+              </w:rPr>
+              <w:t>資産維持率3％の要求水準、「現状赤字額」の定義、報告様式の要件</w:t>
+            </w:r>
+          </w:p>
+        </w:tc>
+        <w:tc>
+          <w:tcPr>
+            <w:tcW w:type="dxa" w:w="1587"/>
+          </w:tcPr>
+          <w:p>
+            <w:pPr>
+              <w:spacing w:after="20"/>
+              <w:jc w:val="center"/>
+            </w:pPr>
+            <w:r/>
+            <w:r>
+              <w:rPr>
+                <w:rFonts w:ascii="ＭＳ 明朝" w:hAnsi="ＭＳ 明朝" w:eastAsia="ＭＳ 明朝"/>
+                <w:b w:val="0"/>
+                <w:sz w:val="17"/>
+              </w:rPr>
+              <w:t>令和8年10月末</w:t>
+            </w:r>
+          </w:p>
+        </w:tc>
+        <w:tc>
+          <w:tcPr>
+            <w:tcW w:type="dxa" w:w="2494"/>
+          </w:tcPr>
+          <w:p>
+            <w:pPr>
+              <w:spacing w:after="20"/>
+              <w:jc w:val="center"/>
+            </w:pPr>
+            <w:r/>
+            <w:r>
+              <w:rPr>
+                <w:rFonts w:ascii="ＭＳ 明朝" w:hAnsi="ＭＳ 明朝" w:eastAsia="ＭＳ 明朝"/>
+                <w:b w:val="0"/>
+                <w:sz w:val="17"/>
+              </w:rPr>
+              <w:t>仕様書適合の最終確認</w:t>
+            </w:r>
+          </w:p>
+        </w:tc>
+      </w:tr>
+      <w:tr>
+        <w:tc>
+          <w:tcPr>
+            <w:tcW w:type="dxa" w:w="567"/>
+          </w:tcPr>
+          <w:p>
+            <w:pPr>
+              <w:spacing w:after="20"/>
+              <w:jc w:val="left"/>
+            </w:pPr>
+            <w:r/>
+            <w:r>
+              <w:rPr>
+                <w:rFonts w:ascii="ＭＳ 明朝" w:hAnsi="ＭＳ 明朝" w:eastAsia="ＭＳ 明朝"/>
+                <w:b w:val="0"/>
+                <w:sz w:val="17"/>
+              </w:rPr>
+              <w:t>12</w:t>
+            </w:r>
+          </w:p>
+        </w:tc>
+        <w:tc>
+          <w:tcPr>
+            <w:tcW w:type="dxa" w:w="2608"/>
+          </w:tcPr>
+          <w:p>
+            <w:pPr>
+              <w:spacing w:after="20"/>
+              <w:jc w:val="center"/>
+            </w:pPr>
+            <w:r/>
+            <w:r>
+              <w:rPr>
+                <w:rFonts w:ascii="ＭＳ 明朝" w:hAnsi="ＭＳ 明朝" w:eastAsia="ＭＳ 明朝"/>
+                <w:b w:val="0"/>
+                <w:sz w:val="17"/>
+              </w:rPr>
+              <w:t>出島大橋経由への送水切替</w:t>
+            </w:r>
+          </w:p>
+        </w:tc>
+        <w:tc>
+          <w:tcPr>
+            <w:tcW w:type="dxa" w:w="5443"/>
+          </w:tcPr>
+          <w:p>
+            <w:pPr>
+              <w:spacing w:after="20"/>
+              <w:jc w:val="center"/>
+            </w:pPr>
+            <w:r/>
+            <w:r>
+              <w:rPr>
+                <w:rFonts w:ascii="ＭＳ 明朝" w:hAnsi="ＭＳ 明朝" w:eastAsia="ＭＳ 明朝"/>
+                <w:b w:val="0"/>
+                <w:sz w:val="17"/>
+              </w:rPr>
+              <w:t>切替の完了時期、切替後の維持管理費、既存の海底送水管等の取扱い</w:t>
+            </w:r>
+          </w:p>
+        </w:tc>
+        <w:tc>
+          <w:tcPr>
+            <w:tcW w:type="dxa" w:w="1587"/>
+          </w:tcPr>
+          <w:p>
+            <w:pPr>
+              <w:spacing w:after="20"/>
+              <w:jc w:val="center"/>
+            </w:pPr>
+            <w:r/>
+            <w:r>
+              <w:rPr>
+                <w:rFonts w:ascii="ＭＳ 明朝" w:hAnsi="ＭＳ 明朝" w:eastAsia="ＭＳ 明朝"/>
+                <w:b w:val="0"/>
+                <w:sz w:val="17"/>
+              </w:rPr>
+              <w:t>令和8年11月末</w:t>
+            </w:r>
+          </w:p>
+        </w:tc>
+        <w:tc>
+          <w:tcPr>
+            <w:tcW w:type="dxa" w:w="2494"/>
+          </w:tcPr>
+          <w:p>
+            <w:pPr>
+              <w:spacing w:after="20"/>
+              <w:jc w:val="center"/>
+            </w:pPr>
+            <w:r/>
+            <w:r>
+              <w:rPr>
+                <w:rFonts w:ascii="ＭＳ 明朝" w:hAnsi="ＭＳ 明朝" w:eastAsia="ＭＳ 明朝"/>
+                <w:b w:val="0"/>
+                <w:sz w:val="17"/>
+              </w:rPr>
+              <w:t>維持管理費と資産の前提</w:t>
+            </w:r>
+          </w:p>
+        </w:tc>
+      </w:tr>
+      <w:tr>
+        <w:tc>
+          <w:tcPr>
+            <w:tcW w:type="dxa" w:w="567"/>
+          </w:tcPr>
+          <w:p>
+            <w:pPr>
+              <w:spacing w:after="20"/>
+              <w:jc w:val="left"/>
+            </w:pPr>
+            <w:r/>
+            <w:r>
+              <w:rPr>
+                <w:rFonts w:ascii="ＭＳ 明朝" w:hAnsi="ＭＳ 明朝" w:eastAsia="ＭＳ 明朝"/>
+                <w:b w:val="0"/>
+                <w:sz w:val="17"/>
+              </w:rPr>
+              <w:t>13</w:t>
             </w:r>
           </w:p>
         </w:tc>
@@ -5839,7 +6575,7 @@
           <w:color w:val="595959"/>
           <w:sz w:val="17"/>
         </w:rPr>
-        <w:t>※ 1〜5は総括原価の確定に不可欠であり、最優先でお願いしたい。9・10は取得が遅れる場合、推計値のまま最終報告を行うことも可能。</w:t>
+        <w:t>※ 1〜6・11は総括原価と仕様書適合の確定に不可欠であり、最優先でお願いしたい。9は口径別料金案の検証に必須であり、これがない場合は代表値による推計のまま最終報告を行うこととなる。</w:t>
       </w:r>
     </w:p>
     <w:p>
@@ -5999,10 +6735,10 @@
             <w:r>
               <w:rPr>
                 <w:rFonts w:ascii="ＭＳ 明朝" w:hAnsi="ＭＳ 明朝" w:eastAsia="ＭＳ 明朝"/>
-                <w:b w:val="0"/>
+                <w:b/>
                 <w:sz w:val="18"/>
               </w:rPr>
-              <w:t>記載内容の更新のみ</w:t>
+              <w:t>仕様書原本との照合結果を反映</w:t>
             </w:r>
           </w:p>
         </w:tc>
@@ -6061,10 +6797,10 @@
             <w:r>
               <w:rPr>
                 <w:rFonts w:ascii="ＭＳ 明朝" w:hAnsi="ＭＳ 明朝" w:eastAsia="ＭＳ 明朝"/>
-                <w:b w:val="0"/>
+                <w:b/>
                 <w:sz w:val="18"/>
               </w:rPr>
-              <w:t>変更なし</w:t>
+              <w:t>出島大橋経由への送水切替の状況を反映</w:t>
             </w:r>
           </w:p>
         </w:tc>
@@ -6126,7 +6862,7 @@
                 <w:b/>
                 <w:sz w:val="18"/>
               </w:rPr>
-              <w:t>令和6・7年度決算の確定値を反映</w:t>
+              <w:t>令和6・7年度決算の確定値、組み替えた水需要予測を反映</w:t>
             </w:r>
           </w:p>
         </w:tc>
@@ -6230,6 +6966,68 @@
                 <w:b w:val="0"/>
                 <w:sz w:val="18"/>
               </w:rPr>
+              <w:t>前提と限界</w:t>
+            </w:r>
+          </w:p>
+        </w:tc>
+        <w:tc>
+          <w:tcPr>
+            <w:tcW w:type="dxa" w:w="8957"/>
+          </w:tcPr>
+          <w:p>
+            <w:pPr>
+              <w:spacing w:after="20"/>
+              <w:jc w:val="center"/>
+            </w:pPr>
+            <w:r/>
+            <w:r>
+              <w:rPr>
+                <w:rFonts w:ascii="ＭＳ 明朝" w:hAnsi="ＭＳ 明朝" w:eastAsia="ＭＳ 明朝"/>
+                <w:b/>
+                <w:sz w:val="18"/>
+              </w:rPr>
+              <w:t>確定した事項を本文へ移し、残る限界のみを記載</w:t>
+            </w:r>
+          </w:p>
+        </w:tc>
+      </w:tr>
+      <w:tr>
+        <w:tc>
+          <w:tcPr>
+            <w:tcW w:type="dxa" w:w="1134"/>
+          </w:tcPr>
+          <w:p>
+            <w:pPr>
+              <w:spacing w:after="20"/>
+              <w:jc w:val="left"/>
+            </w:pPr>
+            <w:r/>
+            <w:r>
+              <w:rPr>
+                <w:rFonts w:ascii="ＭＳ 明朝" w:hAnsi="ＭＳ 明朝" w:eastAsia="ＭＳ 明朝"/>
+                <w:b w:val="0"/>
+                <w:sz w:val="18"/>
+              </w:rPr>
+              <w:t>第6章</w:t>
+            </w:r>
+          </w:p>
+        </w:tc>
+        <w:tc>
+          <w:tcPr>
+            <w:tcW w:type="dxa" w:w="4876"/>
+          </w:tcPr>
+          <w:p>
+            <w:pPr>
+              <w:spacing w:after="20"/>
+              <w:jc w:val="center"/>
+            </w:pPr>
+            <w:r/>
+            <w:r>
+              <w:rPr>
+                <w:rFonts w:ascii="ＭＳ 明朝" w:hAnsi="ＭＳ 明朝" w:eastAsia="ＭＳ 明朝"/>
+                <w:b w:val="0"/>
+                <w:sz w:val="18"/>
+              </w:rPr>
               <w:t>料金改定シミュレーション①現行体系維持案</w:t>
             </w:r>
           </w:p>
@@ -6272,7 +7070,7 @@
                 <w:b w:val="0"/>
                 <w:sz w:val="18"/>
               </w:rPr>
-              <w:t>第6章</w:t>
+              <w:t>第7章</w:t>
             </w:r>
           </w:p>
         </w:tc>
@@ -6312,7 +7110,7 @@
                 <w:b/>
                 <w:sz w:val="18"/>
               </w:rPr>
-              <w:t>同上</w:t>
+              <w:t>「現状赤字額」の定義を確定して再算定</w:t>
             </w:r>
           </w:p>
         </w:tc>
@@ -6334,7 +7132,7 @@
                 <w:b w:val="0"/>
                 <w:sz w:val="18"/>
               </w:rPr>
-              <w:t>第7章</w:t>
+              <w:t>第8章</w:t>
             </w:r>
           </w:p>
         </w:tc>
@@ -6374,7 +7172,7 @@
                 <w:b/>
                 <w:sz w:val="18"/>
               </w:rPr>
-              <w:t>口径別の調定実績を反映して料金表を精緻化</w:t>
+              <w:t>調定明細により料金表を検証。産業用特例は境界の逆転が生じない方式へ</w:t>
             </w:r>
           </w:p>
         </w:tc>
@@ -6396,7 +7194,7 @@
                 <w:b w:val="0"/>
                 <w:sz w:val="18"/>
               </w:rPr>
-              <w:t>第8章</w:t>
+              <w:t>第9章</w:t>
             </w:r>
           </w:p>
         </w:tc>
@@ -6436,7 +7234,7 @@
                 <w:b/>
                 <w:sz w:val="18"/>
               </w:rPr>
-              <w:t>実使用水量データを反映。湯屋用・船舶用の実績を追加</w:t>
+              <w:t>調定明細に基づく再計算。影響件数・増額帯別件数、特例の減収額を算定</w:t>
             </w:r>
           </w:p>
         </w:tc>
@@ -6458,7 +7256,7 @@
                 <w:b w:val="0"/>
                 <w:sz w:val="18"/>
               </w:rPr>
-              <w:t>第9章</w:t>
+              <w:t>第10章</w:t>
             </w:r>
           </w:p>
         </w:tc>
@@ -6498,7 +7296,7 @@
                 <w:b/>
                 <w:sz w:val="18"/>
               </w:rPr>
-              <w:t>採用案を明示し、経過措置の具体設計を追加</w:t>
+              <w:t>採用案を明示。年次の資金収支と感応度を追加</w:t>
             </w:r>
           </w:p>
         </w:tc>
@@ -6520,7 +7318,7 @@
                 <w:b w:val="0"/>
                 <w:sz w:val="18"/>
               </w:rPr>
-              <w:t>第10章</w:t>
+              <w:t>第11章</w:t>
             </w:r>
           </w:p>
         </w:tc>
@@ -6582,7 +7380,7 @@
                 <w:b w:val="0"/>
                 <w:sz w:val="18"/>
               </w:rPr>
-              <w:t>第11章</w:t>
+              <w:t>第12章</w:t>
             </w:r>
           </w:p>
         </w:tc>
@@ -6701,7 +7499,7 @@
           <w:color w:val="595959"/>
           <w:sz w:val="17"/>
         </w:rPr>
-        <w:t>※ ★は中間報告から実質的な変更が生じる章。</w:t>
+        <w:t>※ ★は中間報告から実質的な変更が生じる章。中間報告の第5章（前提と限界）に掲げた事項の確定状況を、最終報告で一覧として示す。</w:t>
       </w:r>
     </w:p>
     <w:p>
@@ -6836,7 +7634,7 @@
                 <w:b w:val="0"/>
                 <w:sz w:val="18"/>
               </w:rPr>
-              <w:t>中間報告書第10章を基に、図表中心の説明資料として作成</w:t>
+              <w:t>中間報告書第11章を基に、図表中心の説明資料として作成</w:t>
             </w:r>
           </w:p>
         </w:tc>

--- a/onagawa_water_tariff/09_interim_report/女川町水道料金改定_最終報告に向けた工程表.docx
+++ b/onagawa_water_tariff/09_interim_report/女川町水道料金改定_最終報告に向けた工程表.docx
@@ -604,7 +604,7 @@
           <w:color w:val="595959"/>
           <w:sz w:val="17"/>
         </w:rPr>
-        <w:t>※ 業務の履行期限は令和9年3月末である。料金改定の実施時期は議会の議決時期により変動する。</w:t>
+        <w:t>※ 業務の履行期限は令和9年3月末である。「改定案の決定・条例の議決」と「新料金の適用開始」は別の時点であり、適用開始は令和9年4月以降となる。したがって令和8年度の料金は現行のままであり、改定による増収は令和9年度以降に生じる。中間報告書の増収額は通年ベースの試算値である。</w:t>
       </w:r>
     </w:p>
     <w:p>
@@ -1609,6 +1609,95 @@
           <w:tcPr>
             <w:tcW w:type="dxa" w:w="1247"/>
             <w:shd w:val="clear" w:fill="DDEBF7"/>
+          </w:tcPr>
+          <w:p>
+            <w:r/>
+          </w:p>
+        </w:tc>
+      </w:tr>
+      <w:tr>
+        <w:tc>
+          <w:tcPr>
+            <w:tcW w:type="dxa" w:w="5896"/>
+          </w:tcPr>
+          <w:p>
+            <w:pPr>
+              <w:spacing w:after="20"/>
+            </w:pPr>
+            <w:r/>
+            <w:r>
+              <w:rPr>
+                <w:rFonts w:ascii="ＭＳ 明朝" w:hAnsi="ＭＳ 明朝" w:eastAsia="ＭＳ 明朝"/>
+                <w:sz w:val="18"/>
+              </w:rPr>
+              <w:t xml:space="preserve">　採用計算表の整備（本文の全指標を再現できる形に一本化）</w:t>
+            </w:r>
+          </w:p>
+        </w:tc>
+        <w:tc>
+          <w:tcPr>
+            <w:tcW w:type="dxa" w:w="1134"/>
+          </w:tcPr>
+          <w:p>
+            <w:pPr>
+              <w:spacing w:after="20"/>
+              <w:jc w:val="center"/>
+            </w:pPr>
+            <w:r/>
+            <w:r>
+              <w:rPr>
+                <w:rFonts w:ascii="ＭＳ 明朝" w:hAnsi="ＭＳ 明朝" w:eastAsia="ＭＳ 明朝"/>
+                <w:sz w:val="17"/>
+              </w:rPr>
+              <w:t>当方</w:t>
+            </w:r>
+          </w:p>
+        </w:tc>
+        <w:tc>
+          <w:tcPr>
+            <w:tcW w:type="dxa" w:w="1247"/>
+            <w:shd w:val="clear" w:fill="BDD7EE"/>
+          </w:tcPr>
+          <w:p>
+            <w:r/>
+          </w:p>
+        </w:tc>
+        <w:tc>
+          <w:tcPr>
+            <w:tcW w:type="dxa" w:w="1247"/>
+            <w:shd w:val="clear" w:fill="BDD7EE"/>
+          </w:tcPr>
+          <w:p>
+            <w:r/>
+          </w:p>
+        </w:tc>
+        <w:tc>
+          <w:tcPr>
+            <w:tcW w:type="dxa" w:w="1247"/>
+          </w:tcPr>
+          <w:p>
+            <w:r/>
+          </w:p>
+        </w:tc>
+        <w:tc>
+          <w:tcPr>
+            <w:tcW w:type="dxa" w:w="1247"/>
+          </w:tcPr>
+          <w:p>
+            <w:r/>
+          </w:p>
+        </w:tc>
+        <w:tc>
+          <w:tcPr>
+            <w:tcW w:type="dxa" w:w="1247"/>
+          </w:tcPr>
+          <w:p>
+            <w:r/>
+          </w:p>
+        </w:tc>
+        <w:tc>
+          <w:tcPr>
+            <w:tcW w:type="dxa" w:w="1247"/>
           </w:tcPr>
           <w:p>
             <w:r/>
@@ -4826,7 +4915,7 @@
           <w:rFonts w:ascii="ＭＳ 明朝" w:hAnsi="ＭＳ 明朝" w:eastAsia="ＭＳ 明朝"/>
           <w:sz w:val="20"/>
         </w:rPr>
-        <w:t>住民・議会説明用資料の様式は中間報告書第11章をそのまま使えるため、数値の差替えで足りる</w:t>
+        <w:t>住民・議会説明用資料は中間報告書第11章を土台にできる。ただし数値の差替えだけでは足りず、繰入金控除の前提、口径別案の回収割合が試算上の設定値であること、産業用特例が未設計であることを、採用案の確定に合わせて書き改める必要がある</w:t>
       </w:r>
     </w:p>
     <w:p>
@@ -4951,7 +5040,7 @@
                 <w:b w:val="0"/>
                 <w:sz w:val="18"/>
               </w:rPr>
-              <w:t>代表値による推計のまま最終報告を行い、実データの反映は次期の見直しに送る。その場合、利用者影響は傾向を示すものにとどまり、産業用特例の減収額は算定できない旨を報告書に明記する</w:t>
+              <w:t>現行体系を維持するA案・B案の条件付き比較までを最終報告の範囲とする。口径別へ移行するC案・D案の採用決定と条例用の料金表は、調定明細による検証の完了を条件とし、最終報告では参考案として位置づける。代替データを用いる場合は、対象率・欠損・想定される誤差・決裁の条件を明示する</w:t>
             </w:r>
           </w:p>
         </w:tc>
@@ -6479,6 +6568,210 @@
                 <w:sz w:val="17"/>
               </w:rPr>
               <w:t>13</w:t>
+            </w:r>
+          </w:p>
+        </w:tc>
+        <w:tc>
+          <w:tcPr>
+            <w:tcW w:type="dxa" w:w="2608"/>
+          </w:tcPr>
+          <w:p>
+            <w:pPr>
+              <w:spacing w:after="20"/>
+              <w:jc w:val="center"/>
+            </w:pPr>
+            <w:r/>
+            <w:r>
+              <w:rPr>
+                <w:rFonts w:ascii="ＭＳ 明朝" w:hAnsi="ＭＳ 明朝" w:eastAsia="ＭＳ 明朝"/>
+                <w:b w:val="0"/>
+                <w:sz w:val="17"/>
+              </w:rPr>
+              <w:t>令和8年度の基本料金等の免除</w:t>
+            </w:r>
+          </w:p>
+        </w:tc>
+        <w:tc>
+          <w:tcPr>
+            <w:tcW w:type="dxa" w:w="5443"/>
+          </w:tcPr>
+          <w:p>
+            <w:pPr>
+              <w:spacing w:after="20"/>
+              <w:jc w:val="center"/>
+            </w:pPr>
+            <w:r/>
+            <w:r>
+              <w:rPr>
+                <w:rFonts w:ascii="ＭＳ 明朝" w:hAnsi="ＭＳ 明朝" w:eastAsia="ＭＳ 明朝"/>
+                <w:b w:val="0"/>
+                <w:sz w:val="17"/>
+              </w:rPr>
+              <w:t>令和8年4〜6月請求分の免除の内容（対象・免除額・件数）、交付金等による補填収入の額と会計処理</w:t>
+            </w:r>
+          </w:p>
+        </w:tc>
+        <w:tc>
+          <w:tcPr>
+            <w:tcW w:type="dxa" w:w="1587"/>
+          </w:tcPr>
+          <w:p>
+            <w:pPr>
+              <w:spacing w:after="20"/>
+              <w:jc w:val="center"/>
+            </w:pPr>
+            <w:r/>
+            <w:r>
+              <w:rPr>
+                <w:rFonts w:ascii="ＭＳ 明朝" w:hAnsi="ＭＳ 明朝" w:eastAsia="ＭＳ 明朝"/>
+                <w:b w:val="0"/>
+                <w:sz w:val="17"/>
+              </w:rPr>
+              <w:t>令和8年11月末</w:t>
+            </w:r>
+          </w:p>
+        </w:tc>
+        <w:tc>
+          <w:tcPr>
+            <w:tcW w:type="dxa" w:w="2494"/>
+          </w:tcPr>
+          <w:p>
+            <w:pPr>
+              <w:spacing w:after="20"/>
+              <w:jc w:val="center"/>
+            </w:pPr>
+            <w:r/>
+            <w:r>
+              <w:rPr>
+                <w:rFonts w:ascii="ＭＳ 明朝" w:hAnsi="ＭＳ 明朝" w:eastAsia="ＭＳ 明朝"/>
+                <w:b w:val="0"/>
+                <w:sz w:val="17"/>
+              </w:rPr>
+              <w:t>令和8年度の収入見込みと資金残高</w:t>
+            </w:r>
+          </w:p>
+        </w:tc>
+      </w:tr>
+      <w:tr>
+        <w:tc>
+          <w:tcPr>
+            <w:tcW w:type="dxa" w:w="567"/>
+          </w:tcPr>
+          <w:p>
+            <w:pPr>
+              <w:spacing w:after="20"/>
+              <w:jc w:val="left"/>
+            </w:pPr>
+            <w:r/>
+            <w:r>
+              <w:rPr>
+                <w:rFonts w:ascii="ＭＳ 明朝" w:hAnsi="ＭＳ 明朝" w:eastAsia="ＭＳ 明朝"/>
+                <w:b w:val="0"/>
+                <w:sz w:val="17"/>
+              </w:rPr>
+              <w:t>14</w:t>
+            </w:r>
+          </w:p>
+        </w:tc>
+        <w:tc>
+          <w:tcPr>
+            <w:tcW w:type="dxa" w:w="2608"/>
+          </w:tcPr>
+          <w:p>
+            <w:pPr>
+              <w:spacing w:after="20"/>
+              <w:jc w:val="center"/>
+            </w:pPr>
+            <w:r/>
+            <w:r>
+              <w:rPr>
+                <w:rFonts w:ascii="ＭＳ 明朝" w:hAnsi="ＭＳ 明朝" w:eastAsia="ＭＳ 明朝"/>
+                <w:b w:val="0"/>
+                <w:sz w:val="17"/>
+              </w:rPr>
+              <w:t>端数処理の取扱い</w:t>
+            </w:r>
+          </w:p>
+        </w:tc>
+        <w:tc>
+          <w:tcPr>
+            <w:tcW w:type="dxa" w:w="5443"/>
+          </w:tcPr>
+          <w:p>
+            <w:pPr>
+              <w:spacing w:after="20"/>
+              <w:jc w:val="center"/>
+            </w:pPr>
+            <w:r/>
+            <w:r>
+              <w:rPr>
+                <w:rFonts w:ascii="ＭＳ 明朝" w:hAnsi="ＭＳ 明朝" w:eastAsia="ＭＳ 明朝"/>
+                <w:b w:val="0"/>
+                <w:sz w:val="17"/>
+              </w:rPr>
+              <w:t>現行の端数処理（1円未満の切捨て）の適用範囲。基本料金・従量料金・メーター使用料それぞれの扱い</w:t>
+            </w:r>
+          </w:p>
+        </w:tc>
+        <w:tc>
+          <w:tcPr>
+            <w:tcW w:type="dxa" w:w="1587"/>
+          </w:tcPr>
+          <w:p>
+            <w:pPr>
+              <w:spacing w:after="20"/>
+              <w:jc w:val="center"/>
+            </w:pPr>
+            <w:r/>
+            <w:r>
+              <w:rPr>
+                <w:rFonts w:ascii="ＭＳ 明朝" w:hAnsi="ＭＳ 明朝" w:eastAsia="ＭＳ 明朝"/>
+                <w:b w:val="0"/>
+                <w:sz w:val="17"/>
+              </w:rPr>
+              <w:t>令和8年11月末</w:t>
+            </w:r>
+          </w:p>
+        </w:tc>
+        <w:tc>
+          <w:tcPr>
+            <w:tcW w:type="dxa" w:w="2494"/>
+          </w:tcPr>
+          <w:p>
+            <w:pPr>
+              <w:spacing w:after="20"/>
+              <w:jc w:val="center"/>
+            </w:pPr>
+            <w:r/>
+            <w:r>
+              <w:rPr>
+                <w:rFonts w:ascii="ＭＳ 明朝" w:hAnsi="ＭＳ 明朝" w:eastAsia="ＭＳ 明朝"/>
+                <w:b w:val="0"/>
+                <w:sz w:val="17"/>
+              </w:rPr>
+              <w:t>条例案と試算の一致</w:t>
+            </w:r>
+          </w:p>
+        </w:tc>
+      </w:tr>
+      <w:tr>
+        <w:tc>
+          <w:tcPr>
+            <w:tcW w:type="dxa" w:w="567"/>
+          </w:tcPr>
+          <w:p>
+            <w:pPr>
+              <w:spacing w:after="20"/>
+              <w:jc w:val="left"/>
+            </w:pPr>
+            <w:r/>
+            <w:r>
+              <w:rPr>
+                <w:rFonts w:ascii="ＭＳ 明朝" w:hAnsi="ＭＳ 明朝" w:eastAsia="ＭＳ 明朝"/>
+                <w:b w:val="0"/>
+                <w:sz w:val="17"/>
+              </w:rPr>
+              <w:t>15</w:t>
             </w:r>
           </w:p>
         </w:tc>
